--- a/Integrador nivel 3.docx
+++ b/Integrador nivel 3.docx
@@ -325,11 +325,44 @@
           <w:bCs/>
         </w:rPr>
       </w:pPr>
-      <w:r>
-        <w:rPr>
-          <w:b/>
-          <w:bCs/>
-        </w:rPr>
+    </w:p>
+    <w:p>
+      <w:pPr>
+        <w:rPr>
+          <w:b/>
+          <w:bCs/>
+        </w:rPr>
+      </w:pPr>
+    </w:p>
+    <w:p>
+      <w:pPr>
+        <w:rPr>
+          <w:b/>
+          <w:bCs/>
+        </w:rPr>
+      </w:pPr>
+    </w:p>
+    <w:p>
+      <w:pPr>
+        <w:rPr>
+          <w:b/>
+          <w:bCs/>
+        </w:rPr>
+      </w:pPr>
+    </w:p>
+    <w:p>
+      <w:pPr>
+        <w:rPr>
+          <w:b/>
+          <w:bCs/>
+        </w:rPr>
+      </w:pPr>
+      <w:r>
+        <w:rPr>
+          <w:b/>
+          <w:bCs/>
+        </w:rPr>
+        <w:lastRenderedPageBreak/>
         <w:t>Entregables</w:t>
       </w:r>
     </w:p>
@@ -346,6 +379,49 @@
           <w:bCs/>
         </w:rPr>
         <w:t>Momento 1:</w:t>
+      </w:r>
+    </w:p>
+    <w:p>
+      <w:pPr>
+        <w:pStyle w:val="Prrafodelista"/>
+        <w:rPr>
+          <w:b/>
+          <w:bCs/>
+        </w:rPr>
+      </w:pPr>
+      <w:r>
+        <w:rPr>
+          <w:b/>
+          <w:bCs/>
+        </w:rPr>
+        <w:t>Primera Entrega: Semana 6 - Dominio y Persistencia Inicial (Entidades)</w:t>
+      </w:r>
+    </w:p>
+    <w:p>
+      <w:pPr>
+        <w:pStyle w:val="Prrafodelista"/>
+      </w:pPr>
+      <w:r>
+        <w:rPr>
+          <w:b/>
+          <w:bCs/>
+        </w:rPr>
+        <w:t>Objetivo:</w:t>
+      </w:r>
+      <w:r>
+        <w:t xml:space="preserve"> Traducir las reglas del negocio a código Java utilizando Spring Boot y mapear estas clases a tablas de una base de datos utilizando JPA.</w:t>
+      </w:r>
+    </w:p>
+    <w:p>
+      <w:pPr>
+        <w:pStyle w:val="Prrafodelista"/>
+      </w:pPr>
+      <w:r>
+        <w:rPr>
+          <w:b/>
+          <w:bCs/>
+        </w:rPr>
+        <w:t>Entregables esperados:</w:t>
       </w:r>
     </w:p>
     <w:p>
@@ -353,11 +429,18 @@
         <w:pStyle w:val="Prrafodelista"/>
         <w:numPr>
           <w:ilvl w:val="0"/>
-          <w:numId w:val="7"/>
+          <w:numId w:val="16"/>
         </w:numPr>
       </w:pPr>
       <w:r>
-        <w:t>Configuración inicial del proyecto Spring Boot.</w:t>
+        <w:rPr>
+          <w:b/>
+          <w:bCs/>
+        </w:rPr>
+        <w:t>Diagrama de Dominio:</w:t>
+      </w:r>
+      <w:r>
+        <w:t xml:space="preserve"> Un diagrama de clases actualizado que refleje las entidades de su proyecto integrador.</w:t>
       </w:r>
     </w:p>
     <w:p>
@@ -365,32 +448,18 @@
         <w:pStyle w:val="Prrafodelista"/>
         <w:numPr>
           <w:ilvl w:val="0"/>
-          <w:numId w:val="7"/>
+          <w:numId w:val="16"/>
         </w:numPr>
       </w:pPr>
       <w:r>
-        <w:lastRenderedPageBreak/>
-        <w:t xml:space="preserve">Propuesta de una arquitectura </w:t>
-      </w:r>
-      <w:r>
-        <w:t>MVC</w:t>
-      </w:r>
-      <w:r>
-        <w:t xml:space="preserve"> y capas</w:t>
-      </w:r>
-      <w:r>
-        <w:t>, incluyendo la creación de l</w:t>
-      </w:r>
-      <w:r>
-        <w:t xml:space="preserve">os modelos, </w:t>
-      </w:r>
-      <w:proofErr w:type="gramStart"/>
-      <w:r>
-        <w:t>de acuerdo a</w:t>
-      </w:r>
-      <w:proofErr w:type="gramEnd"/>
-      <w:r>
-        <w:t xml:space="preserve"> la base de datos que se encuentre construida para el proyecto.</w:t>
+        <w:rPr>
+          <w:b/>
+          <w:bCs/>
+        </w:rPr>
+        <w:t>Proyecto Spring Boot Inicializado:</w:t>
+      </w:r>
+      <w:r>
+        <w:t xml:space="preserve"> El proyecto configurado con las dependencias vistas (Spring Web, Spring Data JPA, H2 o el motor definido).</w:t>
       </w:r>
     </w:p>
     <w:p>
@@ -398,144 +467,597 @@
         <w:pStyle w:val="Prrafodelista"/>
         <w:numPr>
           <w:ilvl w:val="0"/>
-          <w:numId w:val="7"/>
+          <w:numId w:val="16"/>
         </w:numPr>
       </w:pPr>
       <w:r>
-        <w:t>Diseño del modelo Entidad-Relación (E-R) para la base de datos del sistema.</w:t>
-      </w:r>
-    </w:p>
-    <w:p>
-      <w:pPr>
-        <w:rPr>
-          <w:b/>
-          <w:bCs/>
-        </w:rPr>
-      </w:pPr>
-      <w:r>
-        <w:rPr>
-          <w:b/>
-          <w:bCs/>
-        </w:rPr>
-        <w:t>Momento 2:</w:t>
+        <w:rPr>
+          <w:b/>
+          <w:bCs/>
+        </w:rPr>
+        <w:t>Capa de Modelos (</w:t>
+      </w:r>
+      <w:proofErr w:type="spellStart"/>
+      <w:r>
+        <w:rPr>
+          <w:b/>
+          <w:bCs/>
+        </w:rPr>
+        <w:t>Entities</w:t>
+      </w:r>
+      <w:proofErr w:type="spellEnd"/>
+      <w:r>
+        <w:rPr>
+          <w:b/>
+          <w:bCs/>
+        </w:rPr>
+        <w:t>):</w:t>
+      </w:r>
+      <w:r>
+        <w:t xml:space="preserve"> El código fuente del paquete </w:t>
+      </w:r>
+      <w:proofErr w:type="spellStart"/>
+      <w:r>
+        <w:t>model</w:t>
+      </w:r>
+      <w:proofErr w:type="spellEnd"/>
+      <w:r>
+        <w:t xml:space="preserve"> o </w:t>
+      </w:r>
+      <w:proofErr w:type="spellStart"/>
+      <w:r>
+        <w:t>entity</w:t>
+      </w:r>
+      <w:proofErr w:type="spellEnd"/>
+      <w:r>
+        <w:t>. Deben programar las clases Java utilizando estrictamente las anotaciones aprendidas en las semanas 4 y 5.</w:t>
       </w:r>
     </w:p>
     <w:p>
       <w:pPr>
         <w:pStyle w:val="Prrafodelista"/>
         <w:numPr>
-          <w:ilvl w:val="0"/>
-          <w:numId w:val="8"/>
+          <w:ilvl w:val="1"/>
+          <w:numId w:val="16"/>
         </w:numPr>
       </w:pPr>
       <w:r>
-        <w:t>Desarrollo de lo</w:t>
-      </w:r>
-      <w:r>
-        <w:t>s</w:t>
-      </w:r>
-      <w:r>
-        <w:t xml:space="preserve"> controladores y repositorios.</w:t>
-      </w:r>
-      <w:r>
-        <w:t xml:space="preserve"> Relaciones de los modelos </w:t>
-      </w:r>
-      <w:proofErr w:type="gramStart"/>
-      <w:r>
-        <w:t>de acuerdo al</w:t>
-      </w:r>
-      <w:proofErr w:type="gramEnd"/>
-      <w:r>
-        <w:t xml:space="preserve"> modelo Entidad-</w:t>
-      </w:r>
-      <w:proofErr w:type="spellStart"/>
-      <w:r>
-        <w:t>Relacion</w:t>
-      </w:r>
-      <w:proofErr w:type="spellEnd"/>
-      <w:r>
-        <w:t xml:space="preserve"> (E-R).</w:t>
+        <w:rPr>
+          <w:i/>
+          <w:iCs/>
+        </w:rPr>
+        <w:t>Requisito:</w:t>
+      </w:r>
+      <w:r>
+        <w:t xml:space="preserve"> Uso correcto de @Entity, @Table, @Id, y la configuración de al menos dos relaciones entre entidades usando @OneToMany o @ManyToOne.</w:t>
       </w:r>
     </w:p>
     <w:p>
       <w:pPr>
         <w:pStyle w:val="Prrafodelista"/>
         <w:numPr>
-          <w:ilvl w:val="0"/>
-          <w:numId w:val="8"/>
+          <w:ilvl w:val="1"/>
+          <w:numId w:val="16"/>
         </w:numPr>
       </w:pPr>
       <w:r>
-        <w:t>Implementación de validaciones y lógica de negocio para garantizar la integridad del sistema.</w:t>
-      </w:r>
-    </w:p>
-    <w:p>
-      <w:pPr>
-        <w:rPr>
-          <w:b/>
-          <w:bCs/>
-        </w:rPr>
-      </w:pPr>
-      <w:r>
-        <w:rPr>
-          <w:b/>
-          <w:bCs/>
-        </w:rPr>
-        <w:t>Momento 3:</w:t>
+        <w:rPr>
+          <w:i/>
+          <w:iCs/>
+        </w:rPr>
+        <w:t>Ejemplo esperado:</w:t>
+      </w:r>
+      <w:r>
+        <w:t xml:space="preserve"> Si tienen un Usuario y Tarea, la clase Usuario debe tener una lista de tareas anotada para reflejar que un usuario puede tener múltiples tareas asignadas.</w:t>
       </w:r>
     </w:p>
     <w:p>
       <w:pPr>
         <w:pStyle w:val="Prrafodelista"/>
+      </w:pPr>
+    </w:p>
+    <w:p>
+      <w:pPr>
+        <w:rPr>
+          <w:b/>
+          <w:bCs/>
+        </w:rPr>
+      </w:pPr>
+      <w:r>
+        <w:rPr>
+          <w:b/>
+          <w:bCs/>
+        </w:rPr>
+        <w:t>Momento 2:</w:t>
+      </w:r>
+    </w:p>
+    <w:p>
+      <w:pPr>
+        <w:rPr>
+          <w:b/>
+          <w:bCs/>
+        </w:rPr>
+      </w:pPr>
+      <w:r>
+        <w:rPr>
+          <w:b/>
+          <w:bCs/>
+        </w:rPr>
+        <w:t xml:space="preserve">Segunda Entrega: Semana 12 - Repositorios, Lógica de Negocio (Servicios) y </w:t>
+      </w:r>
+      <w:proofErr w:type="spellStart"/>
+      <w:r>
+        <w:rPr>
+          <w:b/>
+          <w:bCs/>
+        </w:rPr>
+        <w:t>DTOs</w:t>
+      </w:r>
+      <w:proofErr w:type="spellEnd"/>
+    </w:p>
+    <w:p>
+      <w:r>
+        <w:rPr>
+          <w:b/>
+          <w:bCs/>
+        </w:rPr>
+        <w:t>Objetivo:</w:t>
+      </w:r>
+      <w:r>
+        <w:t xml:space="preserve"> Construir la capa de acceso a datos y la capa donde residen las reglas de negocio, garantizando que la información interna de la base de datos no se exponga directamente gracias al uso de </w:t>
+      </w:r>
+      <w:proofErr w:type="spellStart"/>
+      <w:r>
+        <w:t>DTOs</w:t>
+      </w:r>
+      <w:proofErr w:type="spellEnd"/>
+      <w:r>
+        <w:t>.</w:t>
+      </w:r>
+    </w:p>
+    <w:p>
+      <w:r>
+        <w:rPr>
+          <w:b/>
+          <w:bCs/>
+        </w:rPr>
+        <w:t>Condición de entrega:</w:t>
+      </w:r>
+      <w:r>
+        <w:t xml:space="preserve"> Entidades corregidas y proyecto alojado en repositorio remoto.</w:t>
+      </w:r>
+    </w:p>
+    <w:p>
+      <w:r>
+        <w:rPr>
+          <w:b/>
+          <w:bCs/>
+        </w:rPr>
+        <w:t>Entregables esperados:</w:t>
+      </w:r>
+    </w:p>
+    <w:p>
+      <w:pPr>
         <w:numPr>
           <w:ilvl w:val="0"/>
-          <w:numId w:val="9"/>
+          <w:numId w:val="17"/>
         </w:numPr>
       </w:pPr>
       <w:r>
-        <w:t xml:space="preserve">Implementación de una API funcional que habilite el manejo de CORS para permitir la conexión con el </w:t>
+        <w:rPr>
+          <w:b/>
+          <w:bCs/>
+        </w:rPr>
+        <w:t>Capa de Repositorios:</w:t>
+      </w:r>
+      <w:r>
+        <w:t xml:space="preserve"> Creación de las interfaces que extiendan de </w:t>
       </w:r>
       <w:proofErr w:type="spellStart"/>
       <w:r>
-        <w:t>Frontend</w:t>
+        <w:t>JpaRepository</w:t>
       </w:r>
       <w:proofErr w:type="spellEnd"/>
       <w:r>
-        <w:t>.</w:t>
-      </w:r>
-    </w:p>
-    <w:p>
-      <w:pPr>
-        <w:pStyle w:val="Prrafodelista"/>
+        <w:t xml:space="preserve"> para sus entidades principales (Semanas 7 y 8).</w:t>
+      </w:r>
+    </w:p>
+    <w:p>
+      <w:pPr>
         <w:numPr>
           <w:ilvl w:val="0"/>
-          <w:numId w:val="9"/>
+          <w:numId w:val="17"/>
         </w:numPr>
       </w:pPr>
       <w:r>
-        <w:t>Documentación detallada de cada uno de los servicios implementados utilizando herramientas como Swagger.</w:t>
-      </w:r>
-    </w:p>
-    <w:p>
-      <w:pPr>
-        <w:pStyle w:val="Prrafodelista"/>
+        <w:rPr>
+          <w:b/>
+          <w:bCs/>
+        </w:rPr>
+        <w:t xml:space="preserve">Patrón DTO y </w:t>
+      </w:r>
+      <w:proofErr w:type="spellStart"/>
+      <w:r>
+        <w:rPr>
+          <w:b/>
+          <w:bCs/>
+        </w:rPr>
+        <w:t>MapStruct</w:t>
+      </w:r>
+      <w:proofErr w:type="spellEnd"/>
+      <w:r>
+        <w:rPr>
+          <w:b/>
+          <w:bCs/>
+        </w:rPr>
+        <w:t>:</w:t>
+      </w:r>
+      <w:r>
+        <w:t xml:space="preserve"> Creación de objetos de transferencia de datos (</w:t>
+      </w:r>
+      <w:proofErr w:type="spellStart"/>
+      <w:r>
+        <w:t>DTOs</w:t>
+      </w:r>
+      <w:proofErr w:type="spellEnd"/>
+      <w:r>
+        <w:t xml:space="preserve">) para respuestas y peticiones, y la implementación de las interfaces @Mapper de </w:t>
+      </w:r>
+      <w:proofErr w:type="spellStart"/>
+      <w:r>
+        <w:t>MapStruct</w:t>
+      </w:r>
+      <w:proofErr w:type="spellEnd"/>
+      <w:r>
+        <w:t xml:space="preserve"> para convertir Entidades a </w:t>
+      </w:r>
+      <w:proofErr w:type="spellStart"/>
+      <w:r>
+        <w:t>DTOs</w:t>
+      </w:r>
+      <w:proofErr w:type="spellEnd"/>
+      <w:r>
+        <w:t xml:space="preserve"> y viceversa (Semanas 9 y 10).</w:t>
+      </w:r>
+    </w:p>
+    <w:p>
+      <w:pPr>
         <w:numPr>
           <w:ilvl w:val="0"/>
-          <w:numId w:val="9"/>
+          <w:numId w:val="17"/>
         </w:numPr>
       </w:pPr>
       <w:r>
-        <w:t xml:space="preserve">Documentación del </w:t>
+        <w:rPr>
+          <w:b/>
+          <w:bCs/>
+        </w:rPr>
+        <w:t>Capa de Servicios y Manejo de Errores:</w:t>
+      </w:r>
+      <w:r>
+        <w:t xml:space="preserve"> Creación del paquete </w:t>
       </w:r>
       <w:proofErr w:type="spellStart"/>
       <w:r>
-        <w:t>readme</w:t>
+        <w:t>service</w:t>
       </w:r>
       <w:proofErr w:type="spellEnd"/>
       <w:r>
-        <w:t>, de manera completa para la puesta en marcha del proyecto.</w:t>
-      </w:r>
-    </w:p>
+        <w:t>. Aquí programarán la lógica fuerte. Deben incluir el manejo de excepciones personalizadas (Semana 11).</w:t>
+      </w:r>
+    </w:p>
+    <w:p>
+      <w:pPr>
+        <w:numPr>
+          <w:ilvl w:val="1"/>
+          <w:numId w:val="17"/>
+        </w:numPr>
+      </w:pPr>
+      <w:r>
+        <w:rPr>
+          <w:i/>
+          <w:iCs/>
+        </w:rPr>
+        <w:t>Requisito:</w:t>
+      </w:r>
+      <w:r>
+        <w:t xml:space="preserve"> Crear respuestas de error estandarizadas que incluyan mensaje, código de error y </w:t>
+      </w:r>
+      <w:proofErr w:type="spellStart"/>
+      <w:r>
+        <w:t>timestamp</w:t>
+      </w:r>
+      <w:proofErr w:type="spellEnd"/>
+      <w:r>
+        <w:t>.</w:t>
+      </w:r>
+    </w:p>
+    <w:p>
+      <w:pPr>
+        <w:numPr>
+          <w:ilvl w:val="0"/>
+          <w:numId w:val="17"/>
+        </w:numPr>
+      </w:pPr>
+      <w:r>
+        <w:rPr>
+          <w:b/>
+          <w:bCs/>
+        </w:rPr>
+        <w:lastRenderedPageBreak/>
+        <w:t>Simulación de Integración (Nivel 2):</w:t>
+      </w:r>
+      <w:r>
+        <w:t xml:space="preserve"> Como aún no hemos visto controladores para recibir peticiones web, demostrarán que sus servicios funcionan implementando la interfaz </w:t>
+      </w:r>
+      <w:proofErr w:type="spellStart"/>
+      <w:r>
+        <w:t>CommandLineRunner</w:t>
+      </w:r>
+      <w:proofErr w:type="spellEnd"/>
+      <w:r>
+        <w:t xml:space="preserve"> en la clase principal de Spring Boot.</w:t>
+      </w:r>
+    </w:p>
+    <w:p>
+      <w:pPr>
+        <w:numPr>
+          <w:ilvl w:val="1"/>
+          <w:numId w:val="17"/>
+        </w:numPr>
+      </w:pPr>
+      <w:r>
+        <w:rPr>
+          <w:i/>
+          <w:iCs/>
+        </w:rPr>
+        <w:t>Ejemplo esperado:</w:t>
+      </w:r>
+      <w:r>
+        <w:t xml:space="preserve"> Al arrancar la aplicación, la consola debe imprimir el resultado de llamar a su servicio (ej. guardar un dato simulado y luego imprimir el DTO devuelto), probando que la lógica interna opera correctamente antes de exponerla a la web.</w:t>
+      </w:r>
+    </w:p>
+    <w:p/>
+    <w:p>
+      <w:pPr>
+        <w:rPr>
+          <w:b/>
+          <w:bCs/>
+        </w:rPr>
+      </w:pPr>
+      <w:r>
+        <w:rPr>
+          <w:b/>
+          <w:bCs/>
+        </w:rPr>
+        <w:t>Momento 3:</w:t>
+      </w:r>
+    </w:p>
+    <w:p>
+      <w:pPr>
+        <w:rPr>
+          <w:b/>
+          <w:bCs/>
+        </w:rPr>
+      </w:pPr>
+      <w:r>
+        <w:rPr>
+          <w:b/>
+          <w:bCs/>
+        </w:rPr>
+        <w:t>Tercera Entrega: Semana 17 - Controladores, Contrato de la API (Swagger) y Emulación Web</w:t>
+      </w:r>
+    </w:p>
+    <w:p>
+      <w:r>
+        <w:rPr>
+          <w:b/>
+          <w:bCs/>
+        </w:rPr>
+        <w:t>Objetivo:</w:t>
+      </w:r>
+      <w:r>
+        <w:t xml:space="preserve"> Exponer la lógica de negocio a través de </w:t>
+      </w:r>
+      <w:proofErr w:type="spellStart"/>
+      <w:r>
+        <w:t>Endpoints</w:t>
+      </w:r>
+      <w:proofErr w:type="spellEnd"/>
+      <w:r>
+        <w:t xml:space="preserve"> HTTP y generar la documentación interactiva que servirá como contrato definitivo para que el </w:t>
+      </w:r>
+      <w:proofErr w:type="spellStart"/>
+      <w:r>
+        <w:t>Frontend</w:t>
+      </w:r>
+      <w:proofErr w:type="spellEnd"/>
+      <w:r>
+        <w:t xml:space="preserve"> consuma la aplicación.</w:t>
+      </w:r>
+    </w:p>
+    <w:p>
+      <w:r>
+        <w:rPr>
+          <w:b/>
+          <w:bCs/>
+        </w:rPr>
+        <w:t>Condición de entrega:</w:t>
+      </w:r>
+      <w:r>
+        <w:t xml:space="preserve"> Servicios, </w:t>
+      </w:r>
+      <w:proofErr w:type="spellStart"/>
+      <w:r>
+        <w:t>DTOs</w:t>
+      </w:r>
+      <w:proofErr w:type="spellEnd"/>
+      <w:r>
+        <w:t xml:space="preserve"> y manejo de errores 100% operativos.</w:t>
+      </w:r>
+    </w:p>
+    <w:p>
+      <w:r>
+        <w:rPr>
+          <w:b/>
+          <w:bCs/>
+        </w:rPr>
+        <w:t>Entregables esperados:</w:t>
+      </w:r>
+    </w:p>
+    <w:p>
+      <w:pPr>
+        <w:numPr>
+          <w:ilvl w:val="0"/>
+          <w:numId w:val="18"/>
+        </w:numPr>
+      </w:pPr>
+      <w:r>
+        <w:rPr>
+          <w:b/>
+          <w:bCs/>
+        </w:rPr>
+        <w:t>Capa de Controladores (@RestController):</w:t>
+      </w:r>
+      <w:r>
+        <w:t xml:space="preserve"> Creación de los </w:t>
+      </w:r>
+      <w:proofErr w:type="spellStart"/>
+      <w:r>
+        <w:t>endpoints</w:t>
+      </w:r>
+      <w:proofErr w:type="spellEnd"/>
+      <w:r>
+        <w:t xml:space="preserve"> utilizando los verbos HTTP correctos (@GetMapping, @PostMapping, etc.) mapeados a sus respectivos </w:t>
+      </w:r>
+      <w:proofErr w:type="spellStart"/>
+      <w:r>
+        <w:t>DTOs</w:t>
+      </w:r>
+      <w:proofErr w:type="spellEnd"/>
+      <w:r>
+        <w:t xml:space="preserve"> (Semanas 14 a 16).</w:t>
+      </w:r>
+    </w:p>
+    <w:p>
+      <w:pPr>
+        <w:numPr>
+          <w:ilvl w:val="0"/>
+          <w:numId w:val="18"/>
+        </w:numPr>
+      </w:pPr>
+      <w:r>
+        <w:rPr>
+          <w:b/>
+          <w:bCs/>
+        </w:rPr>
+        <w:t xml:space="preserve">Documentación Interactiva (Swagger / </w:t>
+      </w:r>
+      <w:proofErr w:type="spellStart"/>
+      <w:r>
+        <w:rPr>
+          <w:b/>
+          <w:bCs/>
+        </w:rPr>
+        <w:t>OpenAPI</w:t>
+      </w:r>
+      <w:proofErr w:type="spellEnd"/>
+      <w:r>
+        <w:rPr>
+          <w:b/>
+          <w:bCs/>
+        </w:rPr>
+        <w:t>):</w:t>
+      </w:r>
+      <w:r>
+        <w:t xml:space="preserve"> Este es el entregable CRÍTICO de Nivel 2. Deben configurar Swagger para </w:t>
+      </w:r>
+      <w:proofErr w:type="spellStart"/>
+      <w:r>
+        <w:t>auto-documentar</w:t>
+      </w:r>
+      <w:proofErr w:type="spellEnd"/>
+      <w:r>
+        <w:t xml:space="preserve"> su API (Semanas 14 a 16). * </w:t>
+      </w:r>
+      <w:r>
+        <w:rPr>
+          <w:i/>
+          <w:iCs/>
+        </w:rPr>
+        <w:t>Requisito:</w:t>
+      </w:r>
+      <w:r>
+        <w:t xml:space="preserve"> Acceder a la interfaz web de Swagger y realizar pruebas (peticiones a sus propios </w:t>
+      </w:r>
+      <w:proofErr w:type="spellStart"/>
+      <w:r>
+        <w:t>endpoints</w:t>
+      </w:r>
+      <w:proofErr w:type="spellEnd"/>
+      <w:r>
+        <w:t xml:space="preserve">) demostrando que devuelven los códigos de estado HTTP correctos (200 OK, 201 </w:t>
+      </w:r>
+      <w:proofErr w:type="spellStart"/>
+      <w:r>
+        <w:t>Created</w:t>
+      </w:r>
+      <w:proofErr w:type="spellEnd"/>
+      <w:r>
+        <w:t>, 404 Not Found) aprendidos en la primera semana.</w:t>
+      </w:r>
+    </w:p>
+    <w:p>
+      <w:pPr>
+        <w:numPr>
+          <w:ilvl w:val="0"/>
+          <w:numId w:val="18"/>
+        </w:numPr>
+      </w:pPr>
+      <w:r>
+        <w:rPr>
+          <w:b/>
+          <w:bCs/>
+        </w:rPr>
+        <w:t xml:space="preserve">Documento de Contrato para </w:t>
+      </w:r>
+      <w:proofErr w:type="spellStart"/>
+      <w:r>
+        <w:rPr>
+          <w:b/>
+          <w:bCs/>
+        </w:rPr>
+        <w:t>Frontend</w:t>
+      </w:r>
+      <w:proofErr w:type="spellEnd"/>
+      <w:r>
+        <w:rPr>
+          <w:b/>
+          <w:bCs/>
+        </w:rPr>
+        <w:t>:</w:t>
+      </w:r>
+      <w:r>
+        <w:t xml:space="preserve"> Un archivo (puede ser </w:t>
+      </w:r>
+      <w:proofErr w:type="spellStart"/>
+      <w:r>
+        <w:t>Markdown</w:t>
+      </w:r>
+      <w:proofErr w:type="spellEnd"/>
+      <w:r>
+        <w:t xml:space="preserve">) exportado o basado en Swagger, explicando al equipo de </w:t>
+      </w:r>
+      <w:proofErr w:type="spellStart"/>
+      <w:r>
+        <w:t>Frontend</w:t>
+      </w:r>
+      <w:proofErr w:type="spellEnd"/>
+      <w:r>
+        <w:t xml:space="preserve"> qué JSON deben enviar para crear un registro y qué estructura JSON recibirán como respuesta. Esta es la simulación real de la conexión Nivel 2.</w:t>
+      </w:r>
+    </w:p>
+    <w:p/>
     <w:p>
       <w:pPr>
         <w:rPr>
@@ -614,6 +1136,7 @@
       </w:pPr>
       <w:proofErr w:type="spellStart"/>
       <w:r>
+        <w:lastRenderedPageBreak/>
         <w:t>FrontEnd</w:t>
       </w:r>
       <w:proofErr w:type="spellEnd"/>
@@ -1099,6 +1622,7 @@
                 <w:lang w:eastAsia="es-CO"/>
                 <w14:ligatures w14:val="none"/>
               </w:rPr>
+              <w:lastRenderedPageBreak/>
               <w:t>Desempeño</w:t>
             </w:r>
           </w:p>
@@ -1351,6 +1875,123 @@
 <file path=word/numbering.xml><?xml version="1.0" encoding="utf-8"?>
 <w:numbering xmlns:wpc="http://schemas.microsoft.com/office/word/2010/wordprocessingCanvas" xmlns:cx="http://schemas.microsoft.com/office/drawing/2014/chartex" xmlns:cx1="http://schemas.microsoft.com/office/drawing/2015/9/8/chartex" xmlns:cx2="http://schemas.microsoft.com/office/drawing/2015/10/21/chartex" xmlns:cx3="http://schemas.microsoft.com/office/drawing/2016/5/9/chartex" xmlns:cx4="http://schemas.microsoft.com/office/drawing/2016/5/10/chartex" xmlns:cx5="http://schemas.microsoft.com/office/drawing/2016/5/11/chartex" xmlns:cx6="http://schemas.microsoft.com/office/drawing/2016/5/12/chartex" xmlns:cx7="http://schemas.microsoft.com/office/drawing/2016/5/13/chartex" xmlns:cx8="http://schemas.microsoft.com/office/drawing/2016/5/14/chartex" xmlns:mc="http://schemas.openxmlformats.org/markup-compatibility/2006" xmlns:aink="http://schemas.microsoft.com/office/drawing/2016/ink" xmlns:am3d="http://schemas.microsoft.com/office/drawing/2017/model3d" xmlns:o="urn:schemas-microsoft-com:office:office" xmlns:oel="http://schemas.microsoft.com/office/2019/extlst" xmlns:r="http://schemas.openxmlformats.org/officeDocument/2006/relationships" xmlns:m="http://schemas.openxmlformats.org/officeDocument/2006/math" xmlns:v="urn:schemas-microsoft-com:vml" xmlns:wp14="http://schemas.microsoft.com/office/word/2010/wordprocessingDrawing" xmlns:wp="http://schemas.openxmlformats.org/drawingml/2006/wordprocessingDrawing" xmlns:w10="urn:schemas-microsoft-com:office:word" xmlns:w="http://schemas.openxmlformats.org/wordprocessingml/2006/main" xmlns:w14="http://schemas.microsoft.com/office/word/2010/wordml" xmlns:w15="http://schemas.microsoft.com/office/word/2012/wordml" xmlns:w16cex="http://schemas.microsoft.com/office/word/2018/wordml/cex" xmlns:w16cid="http://schemas.microsoft.com/office/word/2016/wordml/cid" xmlns:w16="http://schemas.microsoft.com/office/word/2018/wordml" xmlns:w16du="http://schemas.microsoft.com/office/word/2023/wordml/word16du" xmlns:w16sdtdh="http://schemas.microsoft.com/office/word/2020/wordml/sdtdatahash" xmlns:w16sdtfl="http://schemas.microsoft.com/office/word/2024/wordml/sdtformatlock" xmlns:w16se="http://schemas.microsoft.com/office/word/2015/wordml/symex" xmlns:wpg="http://schemas.microsoft.com/office/word/2010/wordprocessingGroup" xmlns:wpi="http://schemas.microsoft.com/office/word/2010/wordprocessingInk" xmlns:wne="http://schemas.microsoft.com/office/word/2006/wordml" xmlns:wps="http://schemas.microsoft.com/office/word/2010/wordprocessingShape" mc:Ignorable="w14 w15 w16se w16cid w16 w16cex w16sdtdh w16sdtfl w16du wp14">
   <w:abstractNum w:abstractNumId="0" w15:restartNumberingAfterBreak="0">
+    <w:nsid w:val="03296169"/>
+    <w:multiLevelType w:val="multilevel"/>
+    <w:tmpl w:val="934EB82A"/>
+    <w:lvl w:ilvl="0">
+      <w:start w:val="1"/>
+      <w:numFmt w:val="decimal"/>
+      <w:lvlText w:val="%1."/>
+      <w:lvlJc w:val="left"/>
+      <w:pPr>
+        <w:tabs>
+          <w:tab w:val="num" w:pos="720"/>
+        </w:tabs>
+        <w:ind w:left="720" w:hanging="360"/>
+      </w:pPr>
+    </w:lvl>
+    <w:lvl w:ilvl="1">
+      <w:start w:val="1"/>
+      <w:numFmt w:val="bullet"/>
+      <w:lvlText w:val="o"/>
+      <w:lvlJc w:val="left"/>
+      <w:pPr>
+        <w:tabs>
+          <w:tab w:val="num" w:pos="1440"/>
+        </w:tabs>
+        <w:ind w:left="1440" w:hanging="360"/>
+      </w:pPr>
+      <w:rPr>
+        <w:rFonts w:ascii="Courier New" w:hAnsi="Courier New" w:hint="default"/>
+        <w:sz w:val="20"/>
+      </w:rPr>
+    </w:lvl>
+    <w:lvl w:ilvl="2" w:tentative="1">
+      <w:start w:val="1"/>
+      <w:numFmt w:val="decimal"/>
+      <w:lvlText w:val="%3."/>
+      <w:lvlJc w:val="left"/>
+      <w:pPr>
+        <w:tabs>
+          <w:tab w:val="num" w:pos="2160"/>
+        </w:tabs>
+        <w:ind w:left="2160" w:hanging="360"/>
+      </w:pPr>
+    </w:lvl>
+    <w:lvl w:ilvl="3" w:tentative="1">
+      <w:start w:val="1"/>
+      <w:numFmt w:val="decimal"/>
+      <w:lvlText w:val="%4."/>
+      <w:lvlJc w:val="left"/>
+      <w:pPr>
+        <w:tabs>
+          <w:tab w:val="num" w:pos="2880"/>
+        </w:tabs>
+        <w:ind w:left="2880" w:hanging="360"/>
+      </w:pPr>
+    </w:lvl>
+    <w:lvl w:ilvl="4" w:tentative="1">
+      <w:start w:val="1"/>
+      <w:numFmt w:val="decimal"/>
+      <w:lvlText w:val="%5."/>
+      <w:lvlJc w:val="left"/>
+      <w:pPr>
+        <w:tabs>
+          <w:tab w:val="num" w:pos="3600"/>
+        </w:tabs>
+        <w:ind w:left="3600" w:hanging="360"/>
+      </w:pPr>
+    </w:lvl>
+    <w:lvl w:ilvl="5" w:tentative="1">
+      <w:start w:val="1"/>
+      <w:numFmt w:val="decimal"/>
+      <w:lvlText w:val="%6."/>
+      <w:lvlJc w:val="left"/>
+      <w:pPr>
+        <w:tabs>
+          <w:tab w:val="num" w:pos="4320"/>
+        </w:tabs>
+        <w:ind w:left="4320" w:hanging="360"/>
+      </w:pPr>
+    </w:lvl>
+    <w:lvl w:ilvl="6" w:tentative="1">
+      <w:start w:val="1"/>
+      <w:numFmt w:val="decimal"/>
+      <w:lvlText w:val="%7."/>
+      <w:lvlJc w:val="left"/>
+      <w:pPr>
+        <w:tabs>
+          <w:tab w:val="num" w:pos="5040"/>
+        </w:tabs>
+        <w:ind w:left="5040" w:hanging="360"/>
+      </w:pPr>
+    </w:lvl>
+    <w:lvl w:ilvl="7" w:tentative="1">
+      <w:start w:val="1"/>
+      <w:numFmt w:val="decimal"/>
+      <w:lvlText w:val="%8."/>
+      <w:lvlJc w:val="left"/>
+      <w:pPr>
+        <w:tabs>
+          <w:tab w:val="num" w:pos="5760"/>
+        </w:tabs>
+        <w:ind w:left="5760" w:hanging="360"/>
+      </w:pPr>
+    </w:lvl>
+    <w:lvl w:ilvl="8" w:tentative="1">
+      <w:start w:val="1"/>
+      <w:numFmt w:val="decimal"/>
+      <w:lvlText w:val="%9."/>
+      <w:lvlJc w:val="left"/>
+      <w:pPr>
+        <w:tabs>
+          <w:tab w:val="num" w:pos="6480"/>
+        </w:tabs>
+        <w:ind w:left="6480" w:hanging="360"/>
+      </w:pPr>
+    </w:lvl>
+  </w:abstractNum>
+  <w:abstractNum w:abstractNumId="1" w15:restartNumberingAfterBreak="0">
     <w:nsid w:val="03952B9C"/>
     <w:multiLevelType w:val="hybridMultilevel"/>
     <w:tmpl w:val="7D9E9960"/>
@@ -1463,7 +2104,7 @@
       </w:rPr>
     </w:lvl>
   </w:abstractNum>
-  <w:abstractNum w:abstractNumId="1" w15:restartNumberingAfterBreak="0">
+  <w:abstractNum w:abstractNumId="2" w15:restartNumberingAfterBreak="0">
     <w:nsid w:val="0A20101B"/>
     <w:multiLevelType w:val="hybridMultilevel"/>
     <w:tmpl w:val="0B3E9AE6"/>
@@ -1576,7 +2217,7 @@
       </w:rPr>
     </w:lvl>
   </w:abstractNum>
-  <w:abstractNum w:abstractNumId="2" w15:restartNumberingAfterBreak="0">
+  <w:abstractNum w:abstractNumId="3" w15:restartNumberingAfterBreak="0">
     <w:nsid w:val="11C13B69"/>
     <w:multiLevelType w:val="multilevel"/>
     <w:tmpl w:val="C1F6A840"/>
@@ -1725,7 +2366,7 @@
       </w:rPr>
     </w:lvl>
   </w:abstractNum>
-  <w:abstractNum w:abstractNumId="3" w15:restartNumberingAfterBreak="0">
+  <w:abstractNum w:abstractNumId="4" w15:restartNumberingAfterBreak="0">
     <w:nsid w:val="1EBA02B2"/>
     <w:multiLevelType w:val="multilevel"/>
     <w:tmpl w:val="1B003CC0"/>
@@ -1874,7 +2515,7 @@
       </w:rPr>
     </w:lvl>
   </w:abstractNum>
-  <w:abstractNum w:abstractNumId="4" w15:restartNumberingAfterBreak="0">
+  <w:abstractNum w:abstractNumId="5" w15:restartNumberingAfterBreak="0">
     <w:nsid w:val="27B03AEA"/>
     <w:multiLevelType w:val="multilevel"/>
     <w:tmpl w:val="DA42C5E8"/>
@@ -2023,7 +2664,7 @@
       </w:rPr>
     </w:lvl>
   </w:abstractNum>
-  <w:abstractNum w:abstractNumId="5" w15:restartNumberingAfterBreak="0">
+  <w:abstractNum w:abstractNumId="6" w15:restartNumberingAfterBreak="0">
     <w:nsid w:val="32B74DF7"/>
     <w:multiLevelType w:val="multilevel"/>
     <w:tmpl w:val="73A4C556"/>
@@ -2172,7 +2813,7 @@
       </w:rPr>
     </w:lvl>
   </w:abstractNum>
-  <w:abstractNum w:abstractNumId="6" w15:restartNumberingAfterBreak="0">
+  <w:abstractNum w:abstractNumId="7" w15:restartNumberingAfterBreak="0">
     <w:nsid w:val="3512215A"/>
     <w:multiLevelType w:val="hybridMultilevel"/>
     <w:tmpl w:val="7EA02F2A"/>
@@ -2285,7 +2926,7 @@
       </w:rPr>
     </w:lvl>
   </w:abstractNum>
-  <w:abstractNum w:abstractNumId="7" w15:restartNumberingAfterBreak="0">
+  <w:abstractNum w:abstractNumId="8" w15:restartNumberingAfterBreak="0">
     <w:nsid w:val="361F0153"/>
     <w:multiLevelType w:val="multilevel"/>
     <w:tmpl w:val="ED124E20"/>
@@ -2434,7 +3075,7 @@
       </w:rPr>
     </w:lvl>
   </w:abstractNum>
-  <w:abstractNum w:abstractNumId="8" w15:restartNumberingAfterBreak="0">
+  <w:abstractNum w:abstractNumId="9" w15:restartNumberingAfterBreak="0">
     <w:nsid w:val="36BE563B"/>
     <w:multiLevelType w:val="hybridMultilevel"/>
     <w:tmpl w:val="BF68AF6E"/>
@@ -2547,7 +3188,7 @@
       </w:rPr>
     </w:lvl>
   </w:abstractNum>
-  <w:abstractNum w:abstractNumId="9" w15:restartNumberingAfterBreak="0">
+  <w:abstractNum w:abstractNumId="10" w15:restartNumberingAfterBreak="0">
     <w:nsid w:val="3CC3561C"/>
     <w:multiLevelType w:val="multilevel"/>
     <w:tmpl w:val="80BABE7A"/>
@@ -2696,7 +3337,7 @@
       </w:rPr>
     </w:lvl>
   </w:abstractNum>
-  <w:abstractNum w:abstractNumId="10" w15:restartNumberingAfterBreak="0">
+  <w:abstractNum w:abstractNumId="11" w15:restartNumberingAfterBreak="0">
     <w:nsid w:val="4CDE33A9"/>
     <w:multiLevelType w:val="hybridMultilevel"/>
     <w:tmpl w:val="4E9E7D6E"/>
@@ -2809,7 +3450,7 @@
       </w:rPr>
     </w:lvl>
   </w:abstractNum>
-  <w:abstractNum w:abstractNumId="11" w15:restartNumberingAfterBreak="0">
+  <w:abstractNum w:abstractNumId="12" w15:restartNumberingAfterBreak="0">
     <w:nsid w:val="4D364BD4"/>
     <w:multiLevelType w:val="hybridMultilevel"/>
     <w:tmpl w:val="96166AB6"/>
@@ -2922,7 +3563,7 @@
       </w:rPr>
     </w:lvl>
   </w:abstractNum>
-  <w:abstractNum w:abstractNumId="12" w15:restartNumberingAfterBreak="0">
+  <w:abstractNum w:abstractNumId="13" w15:restartNumberingAfterBreak="0">
     <w:nsid w:val="4EC1080F"/>
     <w:multiLevelType w:val="hybridMultilevel"/>
     <w:tmpl w:val="BD46B800"/>
@@ -3035,7 +3676,237 @@
       </w:rPr>
     </w:lvl>
   </w:abstractNum>
-  <w:abstractNum w:abstractNumId="13" w15:restartNumberingAfterBreak="0">
+  <w:abstractNum w:abstractNumId="14" w15:restartNumberingAfterBreak="0">
+    <w:nsid w:val="54080ED8"/>
+    <w:multiLevelType w:val="multilevel"/>
+    <w:tmpl w:val="6DDCF706"/>
+    <w:lvl w:ilvl="0">
+      <w:start w:val="1"/>
+      <w:numFmt w:val="decimal"/>
+      <w:lvlText w:val="%1."/>
+      <w:lvlJc w:val="left"/>
+      <w:pPr>
+        <w:tabs>
+          <w:tab w:val="num" w:pos="720"/>
+        </w:tabs>
+        <w:ind w:left="720" w:hanging="360"/>
+      </w:pPr>
+    </w:lvl>
+    <w:lvl w:ilvl="1">
+      <w:start w:val="1"/>
+      <w:numFmt w:val="bullet"/>
+      <w:lvlText w:val="o"/>
+      <w:lvlJc w:val="left"/>
+      <w:pPr>
+        <w:tabs>
+          <w:tab w:val="num" w:pos="1440"/>
+        </w:tabs>
+        <w:ind w:left="1440" w:hanging="360"/>
+      </w:pPr>
+      <w:rPr>
+        <w:rFonts w:ascii="Courier New" w:hAnsi="Courier New" w:hint="default"/>
+        <w:sz w:val="20"/>
+      </w:rPr>
+    </w:lvl>
+    <w:lvl w:ilvl="2" w:tentative="1">
+      <w:start w:val="1"/>
+      <w:numFmt w:val="decimal"/>
+      <w:lvlText w:val="%3."/>
+      <w:lvlJc w:val="left"/>
+      <w:pPr>
+        <w:tabs>
+          <w:tab w:val="num" w:pos="2160"/>
+        </w:tabs>
+        <w:ind w:left="2160" w:hanging="360"/>
+      </w:pPr>
+    </w:lvl>
+    <w:lvl w:ilvl="3" w:tentative="1">
+      <w:start w:val="1"/>
+      <w:numFmt w:val="decimal"/>
+      <w:lvlText w:val="%4."/>
+      <w:lvlJc w:val="left"/>
+      <w:pPr>
+        <w:tabs>
+          <w:tab w:val="num" w:pos="2880"/>
+        </w:tabs>
+        <w:ind w:left="2880" w:hanging="360"/>
+      </w:pPr>
+    </w:lvl>
+    <w:lvl w:ilvl="4" w:tentative="1">
+      <w:start w:val="1"/>
+      <w:numFmt w:val="decimal"/>
+      <w:lvlText w:val="%5."/>
+      <w:lvlJc w:val="left"/>
+      <w:pPr>
+        <w:tabs>
+          <w:tab w:val="num" w:pos="3600"/>
+        </w:tabs>
+        <w:ind w:left="3600" w:hanging="360"/>
+      </w:pPr>
+    </w:lvl>
+    <w:lvl w:ilvl="5" w:tentative="1">
+      <w:start w:val="1"/>
+      <w:numFmt w:val="decimal"/>
+      <w:lvlText w:val="%6."/>
+      <w:lvlJc w:val="left"/>
+      <w:pPr>
+        <w:tabs>
+          <w:tab w:val="num" w:pos="4320"/>
+        </w:tabs>
+        <w:ind w:left="4320" w:hanging="360"/>
+      </w:pPr>
+    </w:lvl>
+    <w:lvl w:ilvl="6" w:tentative="1">
+      <w:start w:val="1"/>
+      <w:numFmt w:val="decimal"/>
+      <w:lvlText w:val="%7."/>
+      <w:lvlJc w:val="left"/>
+      <w:pPr>
+        <w:tabs>
+          <w:tab w:val="num" w:pos="5040"/>
+        </w:tabs>
+        <w:ind w:left="5040" w:hanging="360"/>
+      </w:pPr>
+    </w:lvl>
+    <w:lvl w:ilvl="7" w:tentative="1">
+      <w:start w:val="1"/>
+      <w:numFmt w:val="decimal"/>
+      <w:lvlText w:val="%8."/>
+      <w:lvlJc w:val="left"/>
+      <w:pPr>
+        <w:tabs>
+          <w:tab w:val="num" w:pos="5760"/>
+        </w:tabs>
+        <w:ind w:left="5760" w:hanging="360"/>
+      </w:pPr>
+    </w:lvl>
+    <w:lvl w:ilvl="8" w:tentative="1">
+      <w:start w:val="1"/>
+      <w:numFmt w:val="decimal"/>
+      <w:lvlText w:val="%9."/>
+      <w:lvlJc w:val="left"/>
+      <w:pPr>
+        <w:tabs>
+          <w:tab w:val="num" w:pos="6480"/>
+        </w:tabs>
+        <w:ind w:left="6480" w:hanging="360"/>
+      </w:pPr>
+    </w:lvl>
+  </w:abstractNum>
+  <w:abstractNum w:abstractNumId="15" w15:restartNumberingAfterBreak="0">
+    <w:nsid w:val="5E5C2B4C"/>
+    <w:multiLevelType w:val="multilevel"/>
+    <w:tmpl w:val="76F039F0"/>
+    <w:lvl w:ilvl="0">
+      <w:start w:val="1"/>
+      <w:numFmt w:val="decimal"/>
+      <w:lvlText w:val="%1."/>
+      <w:lvlJc w:val="left"/>
+      <w:pPr>
+        <w:tabs>
+          <w:tab w:val="num" w:pos="720"/>
+        </w:tabs>
+        <w:ind w:left="720" w:hanging="360"/>
+      </w:pPr>
+    </w:lvl>
+    <w:lvl w:ilvl="1" w:tentative="1">
+      <w:start w:val="1"/>
+      <w:numFmt w:val="decimal"/>
+      <w:lvlText w:val="%2."/>
+      <w:lvlJc w:val="left"/>
+      <w:pPr>
+        <w:tabs>
+          <w:tab w:val="num" w:pos="1440"/>
+        </w:tabs>
+        <w:ind w:left="1440" w:hanging="360"/>
+      </w:pPr>
+    </w:lvl>
+    <w:lvl w:ilvl="2" w:tentative="1">
+      <w:start w:val="1"/>
+      <w:numFmt w:val="decimal"/>
+      <w:lvlText w:val="%3."/>
+      <w:lvlJc w:val="left"/>
+      <w:pPr>
+        <w:tabs>
+          <w:tab w:val="num" w:pos="2160"/>
+        </w:tabs>
+        <w:ind w:left="2160" w:hanging="360"/>
+      </w:pPr>
+    </w:lvl>
+    <w:lvl w:ilvl="3" w:tentative="1">
+      <w:start w:val="1"/>
+      <w:numFmt w:val="decimal"/>
+      <w:lvlText w:val="%4."/>
+      <w:lvlJc w:val="left"/>
+      <w:pPr>
+        <w:tabs>
+          <w:tab w:val="num" w:pos="2880"/>
+        </w:tabs>
+        <w:ind w:left="2880" w:hanging="360"/>
+      </w:pPr>
+    </w:lvl>
+    <w:lvl w:ilvl="4" w:tentative="1">
+      <w:start w:val="1"/>
+      <w:numFmt w:val="decimal"/>
+      <w:lvlText w:val="%5."/>
+      <w:lvlJc w:val="left"/>
+      <w:pPr>
+        <w:tabs>
+          <w:tab w:val="num" w:pos="3600"/>
+        </w:tabs>
+        <w:ind w:left="3600" w:hanging="360"/>
+      </w:pPr>
+    </w:lvl>
+    <w:lvl w:ilvl="5" w:tentative="1">
+      <w:start w:val="1"/>
+      <w:numFmt w:val="decimal"/>
+      <w:lvlText w:val="%6."/>
+      <w:lvlJc w:val="left"/>
+      <w:pPr>
+        <w:tabs>
+          <w:tab w:val="num" w:pos="4320"/>
+        </w:tabs>
+        <w:ind w:left="4320" w:hanging="360"/>
+      </w:pPr>
+    </w:lvl>
+    <w:lvl w:ilvl="6" w:tentative="1">
+      <w:start w:val="1"/>
+      <w:numFmt w:val="decimal"/>
+      <w:lvlText w:val="%7."/>
+      <w:lvlJc w:val="left"/>
+      <w:pPr>
+        <w:tabs>
+          <w:tab w:val="num" w:pos="5040"/>
+        </w:tabs>
+        <w:ind w:left="5040" w:hanging="360"/>
+      </w:pPr>
+    </w:lvl>
+    <w:lvl w:ilvl="7" w:tentative="1">
+      <w:start w:val="1"/>
+      <w:numFmt w:val="decimal"/>
+      <w:lvlText w:val="%8."/>
+      <w:lvlJc w:val="left"/>
+      <w:pPr>
+        <w:tabs>
+          <w:tab w:val="num" w:pos="5760"/>
+        </w:tabs>
+        <w:ind w:left="5760" w:hanging="360"/>
+      </w:pPr>
+    </w:lvl>
+    <w:lvl w:ilvl="8" w:tentative="1">
+      <w:start w:val="1"/>
+      <w:numFmt w:val="decimal"/>
+      <w:lvlText w:val="%9."/>
+      <w:lvlJc w:val="left"/>
+      <w:pPr>
+        <w:tabs>
+          <w:tab w:val="num" w:pos="6480"/>
+        </w:tabs>
+        <w:ind w:left="6480" w:hanging="360"/>
+      </w:pPr>
+    </w:lvl>
+  </w:abstractNum>
+  <w:abstractNum w:abstractNumId="16" w15:restartNumberingAfterBreak="0">
     <w:nsid w:val="65E268E6"/>
     <w:multiLevelType w:val="hybridMultilevel"/>
     <w:tmpl w:val="218092A0"/>
@@ -3148,7 +4019,7 @@
       </w:rPr>
     </w:lvl>
   </w:abstractNum>
-  <w:abstractNum w:abstractNumId="14" w15:restartNumberingAfterBreak="0">
+  <w:abstractNum w:abstractNumId="17" w15:restartNumberingAfterBreak="0">
     <w:nsid w:val="7ECE7887"/>
     <w:multiLevelType w:val="hybridMultilevel"/>
     <w:tmpl w:val="364093FC"/>
@@ -3262,49 +4133,58 @@
     </w:lvl>
   </w:abstractNum>
   <w:num w:numId="1" w16cid:durableId="2136831154">
+    <w:abstractNumId w:val="5"/>
+  </w:num>
+  <w:num w:numId="2" w16cid:durableId="274291668">
     <w:abstractNumId w:val="4"/>
   </w:num>
-  <w:num w:numId="2" w16cid:durableId="274291668">
+  <w:num w:numId="3" w16cid:durableId="136730971">
     <w:abstractNumId w:val="3"/>
   </w:num>
-  <w:num w:numId="3" w16cid:durableId="136730971">
+  <w:num w:numId="4" w16cid:durableId="2079084243">
+    <w:abstractNumId w:val="10"/>
+  </w:num>
+  <w:num w:numId="5" w16cid:durableId="1035427820">
+    <w:abstractNumId w:val="8"/>
+  </w:num>
+  <w:num w:numId="6" w16cid:durableId="153499122">
+    <w:abstractNumId w:val="6"/>
+  </w:num>
+  <w:num w:numId="7" w16cid:durableId="1319961990">
     <w:abstractNumId w:val="2"/>
   </w:num>
-  <w:num w:numId="4" w16cid:durableId="2079084243">
+  <w:num w:numId="8" w16cid:durableId="1178157540">
+    <w:abstractNumId w:val="17"/>
+  </w:num>
+  <w:num w:numId="9" w16cid:durableId="2109736835">
+    <w:abstractNumId w:val="12"/>
+  </w:num>
+  <w:num w:numId="10" w16cid:durableId="961572342">
+    <w:abstractNumId w:val="7"/>
+  </w:num>
+  <w:num w:numId="11" w16cid:durableId="1877890326">
+    <w:abstractNumId w:val="16"/>
+  </w:num>
+  <w:num w:numId="12" w16cid:durableId="10499857">
+    <w:abstractNumId w:val="11"/>
+  </w:num>
+  <w:num w:numId="13" w16cid:durableId="741634697">
+    <w:abstractNumId w:val="13"/>
+  </w:num>
+  <w:num w:numId="14" w16cid:durableId="393894855">
     <w:abstractNumId w:val="9"/>
   </w:num>
-  <w:num w:numId="5" w16cid:durableId="1035427820">
-    <w:abstractNumId w:val="7"/>
-  </w:num>
-  <w:num w:numId="6" w16cid:durableId="153499122">
-    <w:abstractNumId w:val="5"/>
-  </w:num>
-  <w:num w:numId="7" w16cid:durableId="1319961990">
+  <w:num w:numId="15" w16cid:durableId="582682814">
     <w:abstractNumId w:val="1"/>
   </w:num>
-  <w:num w:numId="8" w16cid:durableId="1178157540">
+  <w:num w:numId="16" w16cid:durableId="280235242">
     <w:abstractNumId w:val="14"/>
   </w:num>
-  <w:num w:numId="9" w16cid:durableId="2109736835">
-    <w:abstractNumId w:val="11"/>
+  <w:num w:numId="17" w16cid:durableId="1589997158">
+    <w:abstractNumId w:val="0"/>
   </w:num>
-  <w:num w:numId="10" w16cid:durableId="961572342">
-    <w:abstractNumId w:val="6"/>
-  </w:num>
-  <w:num w:numId="11" w16cid:durableId="1877890326">
-    <w:abstractNumId w:val="13"/>
-  </w:num>
-  <w:num w:numId="12" w16cid:durableId="10499857">
-    <w:abstractNumId w:val="10"/>
-  </w:num>
-  <w:num w:numId="13" w16cid:durableId="741634697">
-    <w:abstractNumId w:val="12"/>
-  </w:num>
-  <w:num w:numId="14" w16cid:durableId="393894855">
-    <w:abstractNumId w:val="8"/>
-  </w:num>
-  <w:num w:numId="15" w16cid:durableId="582682814">
-    <w:abstractNumId w:val="0"/>
+  <w:num w:numId="18" w16cid:durableId="68159191">
+    <w:abstractNumId w:val="15"/>
   </w:num>
 </w:numbering>
 </file>
@@ -3912,7 +4792,6 @@
   <w:style w:type="character" w:default="1" w:styleId="Fuentedeprrafopredeter">
     <w:name w:val="Default Paragraph Font"/>
     <w:uiPriority w:val="1"/>
-    <w:semiHidden/>
     <w:unhideWhenUsed/>
   </w:style>
   <w:style w:type="table" w:default="1" w:styleId="Tablanormal">
